--- a/LAB6/11_DHCNPM2-LAB6_1150080136-LeQuocHung.docx
+++ b/LAB6/11_DHCNPM2-LAB6_1150080136-LeQuocHung.docx
@@ -233,12 +233,12 @@
           <wp:inline distB="19050" distT="19050" distL="19050" distR="19050">
             <wp:extent cx="5212080" cy="3909060"/>
             <wp:effectExtent b="0" l="0" r="0" t="0"/>
-            <wp:docPr id="7" name="image4.png"/>
+            <wp:docPr id="5" name="image2.png"/>
             <a:graphic>
               <a:graphicData uri="http://schemas.openxmlformats.org/drawingml/2006/picture">
                 <pic:pic>
                   <pic:nvPicPr>
-                    <pic:cNvPr id="0" name="image4.png"/>
+                    <pic:cNvPr id="0" name="image2.png"/>
                     <pic:cNvPicPr preferRelativeResize="0"/>
                   </pic:nvPicPr>
                   <pic:blipFill>
@@ -1589,12 +1589,12 @@
           <wp:inline distB="19050" distT="19050" distL="19050" distR="19050">
             <wp:extent cx="5212080" cy="3909060"/>
             <wp:effectExtent b="0" l="0" r="0" t="0"/>
-            <wp:docPr id="10" name="image6.png"/>
+            <wp:docPr id="9" name="image5.png"/>
             <a:graphic>
               <a:graphicData uri="http://schemas.openxmlformats.org/drawingml/2006/picture">
                 <pic:pic>
                   <pic:nvPicPr>
-                    <pic:cNvPr id="0" name="image6.png"/>
+                    <pic:cNvPr id="0" name="image5.png"/>
                     <pic:cNvPicPr preferRelativeResize="0"/>
                   </pic:nvPicPr>
                   <pic:blipFill>
@@ -11464,12 +11464,12 @@
           <wp:inline distB="19050" distT="19050" distL="19050" distR="19050">
             <wp:extent cx="2879725" cy="1647698"/>
             <wp:effectExtent b="0" l="0" r="0" t="0"/>
-            <wp:docPr id="9" name="image8.png"/>
+            <wp:docPr id="8" name="image1.png"/>
             <a:graphic>
               <a:graphicData uri="http://schemas.openxmlformats.org/drawingml/2006/picture">
                 <pic:pic>
                   <pic:nvPicPr>
-                    <pic:cNvPr id="0" name="image8.png"/>
+                    <pic:cNvPr id="0" name="image1.png"/>
                     <pic:cNvPicPr preferRelativeResize="0"/>
                   </pic:nvPicPr>
                   <pic:blipFill>
@@ -13392,12 +13392,12 @@
           <wp:inline distB="19050" distT="19050" distL="19050" distR="19050">
             <wp:extent cx="5759450" cy="1551178"/>
             <wp:effectExtent b="0" l="0" r="0" t="0"/>
-            <wp:docPr id="4" name="image1.png"/>
+            <wp:docPr id="14" name="image4.png"/>
             <a:graphic>
               <a:graphicData uri="http://schemas.openxmlformats.org/drawingml/2006/picture">
                 <pic:pic>
                   <pic:nvPicPr>
-                    <pic:cNvPr id="0" name="image1.png"/>
+                    <pic:cNvPr id="0" name="image4.png"/>
                     <pic:cNvPicPr preferRelativeResize="0"/>
                   </pic:nvPicPr>
                   <pic:blipFill>
@@ -21882,12 +21882,12 @@
           <wp:inline distB="19050" distT="19050" distL="19050" distR="19050">
             <wp:extent cx="4499610" cy="2215515"/>
             <wp:effectExtent b="0" l="0" r="0" t="0"/>
-            <wp:docPr id="3" name="image10.png"/>
+            <wp:docPr id="13" name="image3.png"/>
             <a:graphic>
               <a:graphicData uri="http://schemas.openxmlformats.org/drawingml/2006/picture">
                 <pic:pic>
                   <pic:nvPicPr>
-                    <pic:cNvPr id="0" name="image10.png"/>
+                    <pic:cNvPr id="0" name="image3.png"/>
                     <pic:cNvPicPr preferRelativeResize="0"/>
                   </pic:nvPicPr>
                   <pic:blipFill>
@@ -39328,7 +39328,6 @@
           <w:iCs w:val="0"/>
           <w:smallCaps w:val="0"/>
           <w:strike w:val="0"/>
-          <w:color w:val="666666"/>
           <w:sz w:val="24"/>
           <w:szCs w:val="24"/>
           <w:u w:val="none"/>
@@ -39372,7 +39371,21 @@
           <w:vertAlign w:val="baseline"/>
           <w:rtl w:val="0"/>
         </w:rPr>
-        <w:t xml:space="preserve">Trả lời: ........................................................................................................................................ </w:t>
+        <w:t xml:space="preserve">Trả lời: </w:t>
+      </w:r>
+      <w:r>
+        <w:rPr>
+          <w:rFonts w:ascii="Times New Roman" w:cs="Times New Roman" w:eastAsia="Times New Roman" w:hAnsi="Times New Roman"/>
+          <w:sz w:val="24"/>
+          <w:szCs w:val="24"/>
+          <w:rtl w:val="0"/>
+        </w:rPr>
+        <w:t xml:space="preserve">Vì LAB 6 yêu cầu mô hình phân vùng an ninh chuẩn với 4 Interface độc lập (WAN, MGMT, LAN, DMZ) nhằm cô lập lưu lượng quản trị, lưu lượng xác thực Domain LAN và dịch vụ công cộng DMZ. Sử dụng topology riêng giúp tránh xung đột DHCP/Routing và các Rule Firewall sẵn có từ LAB 5.</w:t>
+      </w:r>
+      <w:r>
+        <w:rPr>
+          <w:rtl w:val="0"/>
+        </w:rPr>
       </w:r>
     </w:p>
     <w:p>
@@ -39447,18 +39460,8 @@
         <w:jc w:val="left"/>
         <w:rPr>
           <w:rFonts w:ascii="Times New Roman" w:cs="Times New Roman" w:eastAsia="Times New Roman" w:hAnsi="Times New Roman"/>
-          <w:b w:val="0"/>
-          <w:bCs w:val="0"/>
-          <w:i w:val="0"/>
-          <w:iCs w:val="0"/>
-          <w:smallCaps w:val="0"/>
-          <w:strike w:val="0"/>
-          <w:color w:val="666666"/>
           <w:sz w:val="24"/>
           <w:szCs w:val="24"/>
-          <w:u w:val="none"/>
-          <w:shd w:fill="auto" w:val="clear"/>
-          <w:vertAlign w:val="baseline"/>
         </w:rPr>
       </w:pPr>
       <w:r>
@@ -39478,8 +39481,42 @@
           <w:vertAlign w:val="baseline"/>
           <w:rtl w:val="0"/>
         </w:rPr>
-        <w:t xml:space="preserve">Trả lời: ........................................................................................................................................ </w:t>
+        <w:t xml:space="preserve">Trả lời: </w:t>
       </w:r>
+      <w:r>
+        <w:rPr>
+          <w:rFonts w:ascii="Times New Roman" w:cs="Times New Roman" w:eastAsia="Times New Roman" w:hAnsi="Times New Roman"/>
+          <w:sz w:val="24"/>
+          <w:szCs w:val="24"/>
+          <w:rtl w:val="0"/>
+        </w:rPr>
+        <w:t xml:space="preserve">LDAP được dùng làm nguồn Authentication cho Captive Portal và WebGUI. Firewall rule của pfSense KHÔNG thể dùng trực tiếp Username AD làm điều kiện Source, mà phải ánh xạ gián tiếp qua địa chỉ IP tĩnh/MAC của máy trạm.</w:t>
+      </w:r>
+    </w:p>
+    <w:p>
+      <w:pPr>
+        <w:keepNext w:val="0"/>
+        <w:keepLines w:val="0"/>
+        <w:pageBreakBefore w:val="0"/>
+        <w:widowControl w:val="0"/>
+        <w:pBdr>
+          <w:top w:space="0" w:sz="0" w:val="nil"/>
+          <w:left w:space="0" w:sz="0" w:val="nil"/>
+          <w:bottom w:space="0" w:sz="0" w:val="nil"/>
+          <w:right w:space="0" w:sz="0" w:val="nil"/>
+          <w:between w:space="0" w:sz="0" w:val="nil"/>
+        </w:pBdr>
+        <w:shd w:fill="auto" w:val="clear"/>
+        <w:spacing w:after="0" w:before="72.657470703125" w:line="403.13029289245605" w:lineRule="auto"/>
+        <w:ind w:left="116.64009094238281" w:right="777.440185546875" w:firstLine="3.3599853515625"/>
+        <w:jc w:val="left"/>
+        <w:rPr>
+          <w:rFonts w:ascii="Times New Roman" w:cs="Times New Roman" w:eastAsia="Times New Roman" w:hAnsi="Times New Roman"/>
+          <w:color w:val="666666"/>
+          <w:sz w:val="24"/>
+          <w:szCs w:val="24"/>
+        </w:rPr>
+      </w:pPr>
       <w:r>
         <w:rPr>
           <w:rFonts w:ascii="Times New Roman" w:cs="Times New Roman" w:eastAsia="Times New Roman" w:hAnsi="Times New Roman"/>
@@ -39516,8 +39553,61 @@
           <w:vertAlign w:val="baseline"/>
           <w:rtl w:val="0"/>
         </w:rPr>
-        <w:t xml:space="preserve">Trả lời: ........................................................................................................................................ </w:t>
+        <w:t xml:space="preserve">Trả lời: </w:t>
       </w:r>
+      <w:r>
+        <w:rPr>
+          <w:rFonts w:ascii="Times New Roman" w:cs="Times New Roman" w:eastAsia="Times New Roman" w:hAnsi="Times New Roman"/>
+          <w:sz w:val="24"/>
+          <w:szCs w:val="24"/>
+          <w:rtl w:val="0"/>
+        </w:rPr>
+        <w:t xml:space="preserve">Tách biệt kĩ thuật Out-of-band Management. Đặt WebGUI trên MGMT giúp đảm bảo quản trị viên luôn truy cập được pfSense an toàn, không bị ảnh hưởng hay vô tình tự khóa mình (lockout) khi cấu hình sai Captive Portal hoặc các Rule Firewall chặn trên vùng LAN</w:t>
+      </w:r>
+      <w:r>
+        <w:rPr>
+          <w:rFonts w:ascii="Times New Roman" w:cs="Times New Roman" w:eastAsia="Times New Roman" w:hAnsi="Times New Roman"/>
+          <w:color w:val="666666"/>
+          <w:sz w:val="24"/>
+          <w:szCs w:val="24"/>
+          <w:rtl w:val="0"/>
+        </w:rPr>
+        <w:t xml:space="preserve"> </w:t>
+      </w:r>
+    </w:p>
+    <w:p>
+      <w:pPr>
+        <w:keepNext w:val="0"/>
+        <w:keepLines w:val="0"/>
+        <w:pageBreakBefore w:val="0"/>
+        <w:widowControl w:val="0"/>
+        <w:pBdr>
+          <w:top w:space="0" w:sz="0" w:val="nil"/>
+          <w:left w:space="0" w:sz="0" w:val="nil"/>
+          <w:bottom w:space="0" w:sz="0" w:val="nil"/>
+          <w:right w:space="0" w:sz="0" w:val="nil"/>
+          <w:between w:space="0" w:sz="0" w:val="nil"/>
+        </w:pBdr>
+        <w:shd w:fill="auto" w:val="clear"/>
+        <w:spacing w:after="0" w:before="72.657470703125" w:line="403.13029289245605" w:lineRule="auto"/>
+        <w:ind w:left="116.64009094238281" w:right="777.440185546875" w:firstLine="3.3599853515625"/>
+        <w:jc w:val="left"/>
+        <w:rPr>
+          <w:rFonts w:ascii="Times New Roman" w:cs="Times New Roman" w:eastAsia="Times New Roman" w:hAnsi="Times New Roman"/>
+          <w:b w:val="0"/>
+          <w:bCs w:val="0"/>
+          <w:i w:val="0"/>
+          <w:iCs w:val="0"/>
+          <w:smallCaps w:val="0"/>
+          <w:strike w:val="0"/>
+          <w:color w:val="666666"/>
+          <w:sz w:val="24"/>
+          <w:szCs w:val="24"/>
+          <w:u w:val="none"/>
+          <w:shd w:fill="auto" w:val="clear"/>
+          <w:vertAlign w:val="baseline"/>
+        </w:rPr>
+      </w:pPr>
       <w:r>
         <w:rPr>
           <w:rFonts w:ascii="Times New Roman" w:cs="Times New Roman" w:eastAsia="Times New Roman" w:hAnsi="Times New Roman"/>
@@ -39554,8 +39644,65 @@
           <w:vertAlign w:val="baseline"/>
           <w:rtl w:val="0"/>
         </w:rPr>
-        <w:t xml:space="preserve">Trả lời: ........................................................................................................................................ </w:t>
+        <w:t xml:space="preserve">Trả lời: </w:t>
       </w:r>
+      <w:r>
+        <w:rPr>
+          <w:rFonts w:ascii="Times New Roman" w:cs="Times New Roman" w:eastAsia="Times New Roman" w:hAnsi="Times New Roman"/>
+          <w:sz w:val="24"/>
+          <w:szCs w:val="24"/>
+          <w:rtl w:val="0"/>
+        </w:rPr>
+        <w:t xml:space="preserve">Cho phép pfSense thực hiện truy vấn tìm kiếm tài khoản/nhóm người dùng đệ quy trên toàn bộ cây thư mục AD, bao gồm OU khai báo và tất cả các OU con/Container cấp thấp hơn bên trong</w:t>
+      </w:r>
+      <w:r>
+        <w:rPr>
+          <w:rFonts w:ascii="Times New Roman" w:cs="Times New Roman" w:eastAsia="Times New Roman" w:hAnsi="Times New Roman"/>
+          <w:color w:val="666666"/>
+          <w:sz w:val="24"/>
+          <w:szCs w:val="24"/>
+          <w:rtl w:val="0"/>
+        </w:rPr>
+        <w:t xml:space="preserve"> </w:t>
+      </w:r>
+      <w:r>
+        <w:rPr>
+          <w:rtl w:val="0"/>
+        </w:rPr>
+      </w:r>
+    </w:p>
+    <w:p>
+      <w:pPr>
+        <w:keepNext w:val="0"/>
+        <w:keepLines w:val="0"/>
+        <w:pageBreakBefore w:val="0"/>
+        <w:widowControl w:val="0"/>
+        <w:pBdr>
+          <w:top w:space="0" w:sz="0" w:val="nil"/>
+          <w:left w:space="0" w:sz="0" w:val="nil"/>
+          <w:bottom w:space="0" w:sz="0" w:val="nil"/>
+          <w:right w:space="0" w:sz="0" w:val="nil"/>
+          <w:between w:space="0" w:sz="0" w:val="nil"/>
+        </w:pBdr>
+        <w:shd w:fill="auto" w:val="clear"/>
+        <w:spacing w:after="0" w:before="72.657470703125" w:line="403.13029289245605" w:lineRule="auto"/>
+        <w:ind w:left="116.64009094238281" w:right="777.440185546875" w:firstLine="3.3599853515625"/>
+        <w:jc w:val="left"/>
+        <w:rPr>
+          <w:rFonts w:ascii="Times New Roman" w:cs="Times New Roman" w:eastAsia="Times New Roman" w:hAnsi="Times New Roman"/>
+          <w:b w:val="0"/>
+          <w:bCs w:val="0"/>
+          <w:i w:val="0"/>
+          <w:iCs w:val="0"/>
+          <w:smallCaps w:val="0"/>
+          <w:strike w:val="0"/>
+          <w:sz w:val="24"/>
+          <w:szCs w:val="24"/>
+          <w:u w:val="none"/>
+          <w:shd w:fill="auto" w:val="clear"/>
+          <w:vertAlign w:val="baseline"/>
+        </w:rPr>
+      </w:pPr>
       <w:r>
         <w:rPr>
           <w:rFonts w:ascii="Times New Roman" w:cs="Times New Roman" w:eastAsia="Times New Roman" w:hAnsi="Times New Roman"/>
@@ -39592,8 +39739,56 @@
           <w:vertAlign w:val="baseline"/>
           <w:rtl w:val="0"/>
         </w:rPr>
-        <w:t xml:space="preserve">Trả lời: ........................................................................................................................................ </w:t>
+        <w:t xml:space="preserve">Trả lời: </w:t>
       </w:r>
+      <w:r>
+        <w:rPr>
+          <w:rFonts w:ascii="Times New Roman" w:cs="Times New Roman" w:eastAsia="Times New Roman" w:hAnsi="Times New Roman"/>
+          <w:sz w:val="24"/>
+          <w:szCs w:val="24"/>
+          <w:rtl w:val="0"/>
+        </w:rPr>
+        <w:t xml:space="preserve">Áp dụng nguyên tắc đặc quyền tối thiểu (Least Privilege). Service account chỉ cần quyền đọc (Read) thư mục AD. Nếu lưu thông tin tài khoản Administrator trên thiết bị ngoại vi/Firewall sẽ tạo ra rủi ro an ninh nghiêm trọng nếu bị lộ credential</w:t>
+      </w:r>
+      <w:r>
+        <w:rPr>
+          <w:rtl w:val="0"/>
+        </w:rPr>
+      </w:r>
+    </w:p>
+    <w:p>
+      <w:pPr>
+        <w:keepNext w:val="0"/>
+        <w:keepLines w:val="0"/>
+        <w:pageBreakBefore w:val="0"/>
+        <w:widowControl w:val="0"/>
+        <w:pBdr>
+          <w:top w:space="0" w:sz="0" w:val="nil"/>
+          <w:left w:space="0" w:sz="0" w:val="nil"/>
+          <w:bottom w:space="0" w:sz="0" w:val="nil"/>
+          <w:right w:space="0" w:sz="0" w:val="nil"/>
+          <w:between w:space="0" w:sz="0" w:val="nil"/>
+        </w:pBdr>
+        <w:shd w:fill="auto" w:val="clear"/>
+        <w:spacing w:after="0" w:before="72.657470703125" w:line="403.13029289245605" w:lineRule="auto"/>
+        <w:ind w:left="116.64009094238281" w:right="777.440185546875" w:firstLine="3.3599853515625"/>
+        <w:jc w:val="left"/>
+        <w:rPr>
+          <w:rFonts w:ascii="Times New Roman" w:cs="Times New Roman" w:eastAsia="Times New Roman" w:hAnsi="Times New Roman"/>
+          <w:b w:val="0"/>
+          <w:bCs w:val="0"/>
+          <w:i w:val="0"/>
+          <w:iCs w:val="0"/>
+          <w:smallCaps w:val="0"/>
+          <w:strike w:val="0"/>
+          <w:color w:val="666666"/>
+          <w:sz w:val="24"/>
+          <w:szCs w:val="24"/>
+          <w:u w:val="none"/>
+          <w:shd w:fill="auto" w:val="clear"/>
+          <w:vertAlign w:val="baseline"/>
+        </w:rPr>
+      </w:pPr>
       <w:r>
         <w:rPr>
           <w:rFonts w:ascii="Times New Roman" w:cs="Times New Roman" w:eastAsia="Times New Roman" w:hAnsi="Times New Roman"/>
@@ -39630,7 +39825,31 @@
           <w:vertAlign w:val="baseline"/>
           <w:rtl w:val="0"/>
         </w:rPr>
-        <w:t xml:space="preserve">Trả lời: ........................................................................................................................................</w:t>
+        <w:t xml:space="preserve">Trả lời: </w:t>
+      </w:r>
+      <w:r>
+        <w:rPr>
+          <w:rFonts w:ascii="Times New Roman" w:cs="Times New Roman" w:eastAsia="Times New Roman" w:hAnsi="Times New Roman"/>
+          <w:sz w:val="24"/>
+          <w:szCs w:val="24"/>
+          <w:rtl w:val="0"/>
+        </w:rPr>
+        <w:t xml:space="preserve">Khi khung giờ Schedule hết hiệu lực (Inactive), rule Pass xem như không tồn tại. Nếu không có rule Block chỉ định nằm ngay bên dưới, lưu lượng sẽ trôi xuống các rule Pass rộng hơn phía dưới (như Rule 5 hay Rule 6) và người dùng vẫn sẽ truy cập được trang web</w:t>
+      </w:r>
+      <w:r>
+        <w:rPr>
+          <w:rFonts w:ascii="Times New Roman" w:cs="Times New Roman" w:eastAsia="Times New Roman" w:hAnsi="Times New Roman"/>
+          <w:color w:val="666666"/>
+          <w:sz w:val="24"/>
+          <w:szCs w:val="24"/>
+          <w:rtl w:val="0"/>
+        </w:rPr>
+        <w:t xml:space="preserve"> </w:t>
+      </w:r>
+      <w:r>
+        <w:rPr>
+          <w:rtl w:val="0"/>
+        </w:rPr>
       </w:r>
     </w:p>
     <w:p>
@@ -40594,12 +40813,12 @@
           <wp:inline distB="114300" distT="114300" distL="114300" distR="114300">
             <wp:extent cx="6474912" cy="3594100"/>
             <wp:effectExtent b="0" l="0" r="0" t="0"/>
-            <wp:docPr id="6" name="image12.png"/>
+            <wp:docPr id="4" name="image10.png"/>
             <a:graphic>
               <a:graphicData uri="http://schemas.openxmlformats.org/drawingml/2006/picture">
                 <pic:pic>
                   <pic:nvPicPr>
-                    <pic:cNvPr id="0" name="image12.png"/>
+                    <pic:cNvPr id="0" name="image10.png"/>
                     <pic:cNvPicPr preferRelativeResize="0"/>
                   </pic:nvPicPr>
                   <pic:blipFill>
@@ -40734,12 +40953,12 @@
           <wp:inline distB="114300" distT="114300" distL="114300" distR="114300">
             <wp:extent cx="5715000" cy="5133975"/>
             <wp:effectExtent b="0" l="0" r="0" t="0"/>
-            <wp:docPr id="1" name="image2.png"/>
+            <wp:docPr id="1" name="image15.png"/>
             <a:graphic>
               <a:graphicData uri="http://schemas.openxmlformats.org/drawingml/2006/picture">
                 <pic:pic>
                   <pic:nvPicPr>
-                    <pic:cNvPr id="0" name="image2.png"/>
+                    <pic:cNvPr id="0" name="image15.png"/>
                     <pic:cNvPicPr preferRelativeResize="0"/>
                   </pic:nvPicPr>
                   <pic:blipFill>
@@ -40875,12 +41094,12 @@
           <wp:inline distB="114300" distT="114300" distL="114300" distR="114300">
             <wp:extent cx="6474912" cy="4559300"/>
             <wp:effectExtent b="0" l="0" r="0" t="0"/>
-            <wp:docPr id="11" name="image9.png"/>
+            <wp:docPr id="10" name="image11.png"/>
             <a:graphic>
               <a:graphicData uri="http://schemas.openxmlformats.org/drawingml/2006/picture">
                 <pic:pic>
                   <pic:nvPicPr>
-                    <pic:cNvPr id="0" name="image9.png"/>
+                    <pic:cNvPr id="0" name="image11.png"/>
                     <pic:cNvPicPr preferRelativeResize="0"/>
                   </pic:nvPicPr>
                   <pic:blipFill>
@@ -40943,12 +41162,12 @@
           <wp:inline distB="114300" distT="114300" distL="114300" distR="114300">
             <wp:extent cx="6474912" cy="5613400"/>
             <wp:effectExtent b="0" l="0" r="0" t="0"/>
-            <wp:docPr id="12" name="image5.png"/>
+            <wp:docPr id="11" name="image14.png"/>
             <a:graphic>
               <a:graphicData uri="http://schemas.openxmlformats.org/drawingml/2006/picture">
                 <pic:pic>
                   <pic:nvPicPr>
-                    <pic:cNvPr id="0" name="image5.png"/>
+                    <pic:cNvPr id="0" name="image14.png"/>
                     <pic:cNvPicPr preferRelativeResize="0"/>
                   </pic:nvPicPr>
                   <pic:blipFill>
@@ -41021,12 +41240,12 @@
           <wp:inline distB="114300" distT="114300" distL="114300" distR="114300">
             <wp:extent cx="6474912" cy="5600700"/>
             <wp:effectExtent b="0" l="0" r="0" t="0"/>
-            <wp:docPr id="8" name="image7.png"/>
+            <wp:docPr id="6" name="image9.png"/>
             <a:graphic>
               <a:graphicData uri="http://schemas.openxmlformats.org/drawingml/2006/picture">
                 <pic:pic>
                   <pic:nvPicPr>
-                    <pic:cNvPr id="0" name="image7.png"/>
+                    <pic:cNvPr id="0" name="image9.png"/>
                     <pic:cNvPicPr preferRelativeResize="0"/>
                   </pic:nvPicPr>
                   <pic:blipFill>
@@ -41118,12 +41337,12 @@
           <wp:inline distB="114300" distT="114300" distL="114300" distR="114300">
             <wp:extent cx="6474912" cy="5626100"/>
             <wp:effectExtent b="0" l="0" r="0" t="0"/>
-            <wp:docPr id="5" name="image11.png"/>
+            <wp:docPr id="3" name="image16.png"/>
             <a:graphic>
               <a:graphicData uri="http://schemas.openxmlformats.org/drawingml/2006/picture">
                 <pic:pic>
                   <pic:nvPicPr>
-                    <pic:cNvPr id="0" name="image11.png"/>
+                    <pic:cNvPr id="0" name="image16.png"/>
                     <pic:cNvPicPr preferRelativeResize="0"/>
                   </pic:nvPicPr>
                   <pic:blipFill>
@@ -41186,12 +41405,12 @@
           <wp:inline distB="114300" distT="114300" distL="114300" distR="114300">
             <wp:extent cx="6474912" cy="5626100"/>
             <wp:effectExtent b="0" l="0" r="0" t="0"/>
-            <wp:docPr id="2" name="image3.png"/>
+            <wp:docPr id="2" name="image12.png"/>
             <a:graphic>
               <a:graphicData uri="http://schemas.openxmlformats.org/drawingml/2006/picture">
                 <pic:pic>
                   <pic:nvPicPr>
-                    <pic:cNvPr id="0" name="image3.png"/>
+                    <pic:cNvPr id="0" name="image12.png"/>
                     <pic:cNvPicPr preferRelativeResize="0"/>
                   </pic:nvPicPr>
                   <pic:blipFill>
@@ -41240,18 +41459,8 @@
         <w:jc w:val="left"/>
         <w:rPr>
           <w:rFonts w:ascii="Times New Roman" w:cs="Times New Roman" w:eastAsia="Times New Roman" w:hAnsi="Times New Roman"/>
-          <w:b w:val="0"/>
-          <w:bCs w:val="0"/>
-          <w:i w:val="0"/>
-          <w:iCs w:val="0"/>
-          <w:smallCaps w:val="0"/>
-          <w:strike w:val="0"/>
-          <w:color w:val="000000"/>
           <w:sz w:val="24"/>
           <w:szCs w:val="24"/>
-          <w:u w:val="none"/>
-          <w:shd w:fill="auto" w:val="clear"/>
-          <w:vertAlign w:val="baseline"/>
         </w:rPr>
       </w:pPr>
       <w:r>
@@ -41272,6 +41481,79 @@
           <w:rtl w:val="0"/>
         </w:rPr>
         <w:t xml:space="preserve"> Captive  Portal login; </w:t>
+      </w:r>
+      <w:r>
+        <w:rPr>
+          <w:rtl w:val="0"/>
+        </w:rPr>
+      </w:r>
+    </w:p>
+    <w:p>
+      <w:pPr>
+        <w:keepNext w:val="0"/>
+        <w:keepLines w:val="0"/>
+        <w:pageBreakBefore w:val="0"/>
+        <w:widowControl w:val="0"/>
+        <w:pBdr>
+          <w:top w:space="0" w:sz="0" w:val="nil"/>
+          <w:left w:space="0" w:sz="0" w:val="nil"/>
+          <w:bottom w:space="0" w:sz="0" w:val="nil"/>
+          <w:right w:space="0" w:sz="0" w:val="nil"/>
+          <w:between w:space="0" w:sz="0" w:val="nil"/>
+        </w:pBdr>
+        <w:shd w:fill="auto" w:val="clear"/>
+        <w:spacing w:after="0" w:before="135.11962890625" w:line="344.52884674072266" w:lineRule="auto"/>
+        <w:ind w:left="134.4001007080078" w:right="151.519775390625" w:firstLine="0"/>
+        <w:jc w:val="left"/>
+        <w:rPr>
+          <w:rFonts w:ascii="Times New Roman" w:cs="Times New Roman" w:eastAsia="Times New Roman" w:hAnsi="Times New Roman"/>
+          <w:sz w:val="24"/>
+          <w:szCs w:val="24"/>
+        </w:rPr>
+      </w:pPr>
+      <w:r>
+        <w:rPr>
+          <w:rFonts w:ascii="Times New Roman" w:cs="Times New Roman" w:eastAsia="Times New Roman" w:hAnsi="Times New Roman"/>
+          <w:sz w:val="24"/>
+          <w:szCs w:val="24"/>
+        </w:rPr>
+        <w:drawing>
+          <wp:inline distB="114300" distT="114300" distL="114300" distR="114300">
+            <wp:extent cx="6474912" cy="2260600"/>
+            <wp:effectExtent b="0" l="0" r="0" t="0"/>
+            <wp:docPr id="15" name="image13.png"/>
+            <a:graphic>
+              <a:graphicData uri="http://schemas.openxmlformats.org/drawingml/2006/picture">
+                <pic:pic>
+                  <pic:nvPicPr>
+                    <pic:cNvPr id="0" name="image13.png"/>
+                    <pic:cNvPicPr preferRelativeResize="0"/>
+                  </pic:nvPicPr>
+                  <pic:blipFill>
+                    <a:blip r:embed="rId17"/>
+                    <a:srcRect b="0" l="0" r="0" t="0"/>
+                    <a:stretch>
+                      <a:fillRect/>
+                    </a:stretch>
+                  </pic:blipFill>
+                  <pic:spPr>
+                    <a:xfrm>
+                      <a:off x="0" y="0"/>
+                      <a:ext cx="6474912" cy="2260600"/>
+                    </a:xfrm>
+                    <a:prstGeom prst="rect"/>
+                    <a:ln/>
+                  </pic:spPr>
+                </pic:pic>
+              </a:graphicData>
+            </a:graphic>
+          </wp:inline>
+        </w:drawing>
+      </w:r>
+      <w:r>
+        <w:rPr>
+          <w:rtl w:val="0"/>
+        </w:rPr>
       </w:r>
     </w:p>
     <w:p>
@@ -41346,6 +41628,74 @@
         <w:jc w:val="left"/>
         <w:rPr>
           <w:rFonts w:ascii="Times New Roman" w:cs="Times New Roman" w:eastAsia="Times New Roman" w:hAnsi="Times New Roman"/>
+          <w:sz w:val="24"/>
+          <w:szCs w:val="24"/>
+        </w:rPr>
+      </w:pPr>
+      <w:r>
+        <w:rPr>
+          <w:rFonts w:ascii="Times New Roman" w:cs="Times New Roman" w:eastAsia="Times New Roman" w:hAnsi="Times New Roman"/>
+          <w:sz w:val="24"/>
+          <w:szCs w:val="24"/>
+        </w:rPr>
+        <w:drawing>
+          <wp:inline distB="114300" distT="114300" distL="114300" distR="114300">
+            <wp:extent cx="6474912" cy="4000500"/>
+            <wp:effectExtent b="0" l="0" r="0" t="0"/>
+            <wp:docPr id="12" name="image7.png"/>
+            <a:graphic>
+              <a:graphicData uri="http://schemas.openxmlformats.org/drawingml/2006/picture">
+                <pic:pic>
+                  <pic:nvPicPr>
+                    <pic:cNvPr id="0" name="image7.png"/>
+                    <pic:cNvPicPr preferRelativeResize="0"/>
+                  </pic:nvPicPr>
+                  <pic:blipFill>
+                    <a:blip r:embed="rId18"/>
+                    <a:srcRect b="0" l="0" r="0" t="0"/>
+                    <a:stretch>
+                      <a:fillRect/>
+                    </a:stretch>
+                  </pic:blipFill>
+                  <pic:spPr>
+                    <a:xfrm>
+                      <a:off x="0" y="0"/>
+                      <a:ext cx="6474912" cy="4000500"/>
+                    </a:xfrm>
+                    <a:prstGeom prst="rect"/>
+                    <a:ln/>
+                  </pic:spPr>
+                </pic:pic>
+              </a:graphicData>
+            </a:graphic>
+          </wp:inline>
+        </w:drawing>
+      </w:r>
+      <w:r>
+        <w:rPr>
+          <w:rtl w:val="0"/>
+        </w:rPr>
+      </w:r>
+    </w:p>
+    <w:p>
+      <w:pPr>
+        <w:keepNext w:val="0"/>
+        <w:keepLines w:val="0"/>
+        <w:pageBreakBefore w:val="0"/>
+        <w:widowControl w:val="0"/>
+        <w:pBdr>
+          <w:top w:space="0" w:sz="0" w:val="nil"/>
+          <w:left w:space="0" w:sz="0" w:val="nil"/>
+          <w:bottom w:space="0" w:sz="0" w:val="nil"/>
+          <w:right w:space="0" w:sz="0" w:val="nil"/>
+          <w:between w:space="0" w:sz="0" w:val="nil"/>
+        </w:pBdr>
+        <w:shd w:fill="auto" w:val="clear"/>
+        <w:spacing w:after="0" w:before="135.11962890625" w:line="344.52884674072266" w:lineRule="auto"/>
+        <w:ind w:left="134.4001007080078" w:right="151.519775390625" w:firstLine="0"/>
+        <w:jc w:val="left"/>
+        <w:rPr>
+          <w:rFonts w:ascii="Times New Roman" w:cs="Times New Roman" w:eastAsia="Times New Roman" w:hAnsi="Times New Roman"/>
           <w:b w:val="0"/>
           <w:bCs w:val="0"/>
           <w:i w:val="0"/>
@@ -41399,38 +41749,53 @@
         <w:jc w:val="left"/>
         <w:rPr>
           <w:rFonts w:ascii="Times New Roman" w:cs="Times New Roman" w:eastAsia="Times New Roman" w:hAnsi="Times New Roman"/>
-          <w:b w:val="0"/>
-          <w:bCs w:val="0"/>
-          <w:i w:val="0"/>
-          <w:iCs w:val="0"/>
-          <w:smallCaps w:val="0"/>
-          <w:strike w:val="0"/>
-          <w:color w:val="000000"/>
           <w:sz w:val="24"/>
           <w:szCs w:val="24"/>
-          <w:u w:val="none"/>
-          <w:shd w:fill="auto" w:val="clear"/>
-          <w:vertAlign w:val="baseline"/>
         </w:rPr>
       </w:pPr>
       <w:r>
         <w:rPr>
           <w:rFonts w:ascii="Times New Roman" w:cs="Times New Roman" w:eastAsia="Times New Roman" w:hAnsi="Times New Roman"/>
-          <w:b w:val="0"/>
-          <w:bCs w:val="0"/>
-          <w:i w:val="0"/>
-          <w:iCs w:val="0"/>
-          <w:smallCaps w:val="0"/>
-          <w:strike w:val="0"/>
-          <w:color w:val="000000"/>
           <w:sz w:val="24"/>
           <w:szCs w:val="24"/>
-          <w:u w:val="none"/>
-          <w:shd w:fill="auto" w:val="clear"/>
-          <w:vertAlign w:val="baseline"/>
+        </w:rPr>
+        <w:drawing>
+          <wp:inline distB="114300" distT="114300" distL="114300" distR="114300">
+            <wp:extent cx="6474912" cy="3175000"/>
+            <wp:effectExtent b="0" l="0" r="0" t="0"/>
+            <wp:docPr id="7" name="image8.png"/>
+            <a:graphic>
+              <a:graphicData uri="http://schemas.openxmlformats.org/drawingml/2006/picture">
+                <pic:pic>
+                  <pic:nvPicPr>
+                    <pic:cNvPr id="0" name="image8.png"/>
+                    <pic:cNvPicPr preferRelativeResize="0"/>
+                  </pic:nvPicPr>
+                  <pic:blipFill>
+                    <a:blip r:embed="rId19"/>
+                    <a:srcRect b="0" l="0" r="0" t="0"/>
+                    <a:stretch>
+                      <a:fillRect/>
+                    </a:stretch>
+                  </pic:blipFill>
+                  <pic:spPr>
+                    <a:xfrm>
+                      <a:off x="0" y="0"/>
+                      <a:ext cx="6474912" cy="3175000"/>
+                    </a:xfrm>
+                    <a:prstGeom prst="rect"/>
+                    <a:ln/>
+                  </pic:spPr>
+                </pic:pic>
+              </a:graphicData>
+            </a:graphic>
+          </wp:inline>
+        </w:drawing>
+      </w:r>
+      <w:r>
+        <w:rPr>
           <w:rtl w:val="0"/>
         </w:rPr>
-        <w:t xml:space="preserve"> mỗi kịch bản ít nhất 1 ảnh rule + 1 ảnh kiểm thử; Firewall Log;</w:t>
       </w:r>
     </w:p>
     <w:p>
@@ -41483,7 +41848,404 @@
           <w:vertAlign w:val="baseline"/>
           <w:rtl w:val="0"/>
         </w:rPr>
+        <w:t xml:space="preserve"> mỗi kịch bản ít nhất 1 ảnh rule + 1 ảnh kiểm thử;</w:t>
+      </w:r>
+    </w:p>
+    <w:p>
+      <w:pPr>
+        <w:keepNext w:val="0"/>
+        <w:keepLines w:val="0"/>
+        <w:pageBreakBefore w:val="0"/>
+        <w:widowControl w:val="0"/>
+        <w:pBdr>
+          <w:top w:space="0" w:sz="0" w:val="nil"/>
+          <w:left w:space="0" w:sz="0" w:val="nil"/>
+          <w:bottom w:space="0" w:sz="0" w:val="nil"/>
+          <w:right w:space="0" w:sz="0" w:val="nil"/>
+          <w:between w:space="0" w:sz="0" w:val="nil"/>
+        </w:pBdr>
+        <w:shd w:fill="auto" w:val="clear"/>
+        <w:spacing w:after="0" w:before="135.11962890625" w:line="344.52884674072266" w:lineRule="auto"/>
+        <w:ind w:left="134.4001007080078" w:right="151.519775390625" w:firstLine="0"/>
+        <w:jc w:val="left"/>
+        <w:rPr>
+          <w:rFonts w:ascii="Times New Roman" w:cs="Times New Roman" w:eastAsia="Times New Roman" w:hAnsi="Times New Roman"/>
+          <w:sz w:val="24"/>
+          <w:szCs w:val="24"/>
+        </w:rPr>
+      </w:pPr>
+      <w:r>
+        <w:rPr>
+          <w:rFonts w:ascii="Times New Roman" w:cs="Times New Roman" w:eastAsia="Times New Roman" w:hAnsi="Times New Roman"/>
+          <w:sz w:val="24"/>
+          <w:szCs w:val="24"/>
+        </w:rPr>
+        <w:drawing>
+          <wp:inline distB="114300" distT="114300" distL="114300" distR="114300">
+            <wp:extent cx="6474912" cy="3606800"/>
+            <wp:effectExtent b="0" l="0" r="0" t="0"/>
+            <wp:docPr id="16" name="image6.png"/>
+            <a:graphic>
+              <a:graphicData uri="http://schemas.openxmlformats.org/drawingml/2006/picture">
+                <pic:pic>
+                  <pic:nvPicPr>
+                    <pic:cNvPr id="0" name="image6.png"/>
+                    <pic:cNvPicPr preferRelativeResize="0"/>
+                  </pic:nvPicPr>
+                  <pic:blipFill>
+                    <a:blip r:embed="rId20"/>
+                    <a:srcRect b="0" l="0" r="0" t="0"/>
+                    <a:stretch>
+                      <a:fillRect/>
+                    </a:stretch>
+                  </pic:blipFill>
+                  <pic:spPr>
+                    <a:xfrm>
+                      <a:off x="0" y="0"/>
+                      <a:ext cx="6474912" cy="3606800"/>
+                    </a:xfrm>
+                    <a:prstGeom prst="rect"/>
+                    <a:ln/>
+                  </pic:spPr>
+                </pic:pic>
+              </a:graphicData>
+            </a:graphic>
+          </wp:inline>
+        </w:drawing>
+      </w:r>
+      <w:r>
+        <w:rPr>
+          <w:rtl w:val="0"/>
+        </w:rPr>
+      </w:r>
+    </w:p>
+    <w:p>
+      <w:pPr>
+        <w:keepNext w:val="0"/>
+        <w:keepLines w:val="0"/>
+        <w:pageBreakBefore w:val="0"/>
+        <w:widowControl w:val="0"/>
+        <w:pBdr>
+          <w:top w:space="0" w:sz="0" w:val="nil"/>
+          <w:left w:space="0" w:sz="0" w:val="nil"/>
+          <w:bottom w:space="0" w:sz="0" w:val="nil"/>
+          <w:right w:space="0" w:sz="0" w:val="nil"/>
+          <w:between w:space="0" w:sz="0" w:val="nil"/>
+        </w:pBdr>
+        <w:shd w:fill="auto" w:val="clear"/>
+        <w:spacing w:after="0" w:before="135.11962890625" w:line="344.52884674072266" w:lineRule="auto"/>
+        <w:ind w:left="134.4001007080078" w:right="151.519775390625" w:firstLine="0"/>
+        <w:jc w:val="left"/>
+        <w:rPr>
+          <w:rFonts w:ascii="Times New Roman" w:cs="Times New Roman" w:eastAsia="Times New Roman" w:hAnsi="Times New Roman"/>
+          <w:sz w:val="24"/>
+          <w:szCs w:val="24"/>
+        </w:rPr>
+      </w:pPr>
+      <w:r>
+        <w:rPr>
+          <w:rFonts w:ascii="Times New Roman" w:cs="Times New Roman" w:eastAsia="Times New Roman" w:hAnsi="Times New Roman"/>
+          <w:sz w:val="24"/>
+          <w:szCs w:val="24"/>
+          <w:rtl w:val="0"/>
+        </w:rPr>
+        <w:t xml:space="preserve">Kịch bản 1 - Client-A bị chặn JOB_SITE</w:t>
+      </w:r>
+    </w:p>
+    <w:p>
+      <w:pPr>
+        <w:keepNext w:val="0"/>
+        <w:keepLines w:val="0"/>
+        <w:pageBreakBefore w:val="0"/>
+        <w:widowControl w:val="0"/>
+        <w:pBdr>
+          <w:top w:space="0" w:sz="0" w:val="nil"/>
+          <w:left w:space="0" w:sz="0" w:val="nil"/>
+          <w:bottom w:space="0" w:sz="0" w:val="nil"/>
+          <w:right w:space="0" w:sz="0" w:val="nil"/>
+          <w:between w:space="0" w:sz="0" w:val="nil"/>
+        </w:pBdr>
+        <w:shd w:fill="auto" w:val="clear"/>
+        <w:spacing w:after="0" w:before="135.11962890625" w:line="344.52884674072266" w:lineRule="auto"/>
+        <w:ind w:left="134.4001007080078" w:right="151.519775390625" w:firstLine="0"/>
+        <w:jc w:val="left"/>
+        <w:rPr>
+          <w:rFonts w:ascii="Times New Roman" w:cs="Times New Roman" w:eastAsia="Times New Roman" w:hAnsi="Times New Roman"/>
+          <w:sz w:val="24"/>
+          <w:szCs w:val="24"/>
+        </w:rPr>
+      </w:pPr>
+      <w:r>
+        <w:rPr>
+          <w:rFonts w:ascii="Times New Roman" w:cs="Times New Roman" w:eastAsia="Times New Roman" w:hAnsi="Times New Roman"/>
+          <w:sz w:val="24"/>
+          <w:szCs w:val="24"/>
+          <w:rtl w:val="0"/>
+        </w:rPr>
+        <w:t xml:space="preserve">Kịch bản 2 - Cấm RESTRICTED_SITE cho cả A và B</w:t>
+      </w:r>
+    </w:p>
+    <w:p>
+      <w:pPr>
+        <w:keepNext w:val="0"/>
+        <w:keepLines w:val="0"/>
+        <w:pageBreakBefore w:val="0"/>
+        <w:widowControl w:val="0"/>
+        <w:pBdr>
+          <w:top w:space="0" w:sz="0" w:val="nil"/>
+          <w:left w:space="0" w:sz="0" w:val="nil"/>
+          <w:bottom w:space="0" w:sz="0" w:val="nil"/>
+          <w:right w:space="0" w:sz="0" w:val="nil"/>
+          <w:between w:space="0" w:sz="0" w:val="nil"/>
+        </w:pBdr>
+        <w:shd w:fill="auto" w:val="clear"/>
+        <w:spacing w:after="0" w:before="135.11962890625" w:line="344.52884674072266" w:lineRule="auto"/>
+        <w:ind w:left="134.4001007080078" w:right="151.519775390625" w:firstLine="0"/>
+        <w:jc w:val="left"/>
+        <w:rPr>
+          <w:rFonts w:ascii="Times New Roman" w:cs="Times New Roman" w:eastAsia="Times New Roman" w:hAnsi="Times New Roman"/>
+          <w:sz w:val="24"/>
+          <w:szCs w:val="24"/>
+        </w:rPr>
+      </w:pPr>
+      <w:r>
+        <w:rPr>
+          <w:rFonts w:ascii="Times New Roman" w:cs="Times New Roman" w:eastAsia="Times New Roman" w:hAnsi="Times New Roman"/>
+          <w:sz w:val="24"/>
+          <w:szCs w:val="24"/>
+          <w:rtl w:val="0"/>
+        </w:rPr>
+        <w:t xml:space="preserve">Kịch bản 3 - Client-B chỉ được SOCIAL_SITE trong giờ nghỉ</w:t>
+      </w:r>
+    </w:p>
+    <w:p>
+      <w:pPr>
+        <w:keepNext w:val="0"/>
+        <w:keepLines w:val="0"/>
+        <w:pageBreakBefore w:val="0"/>
+        <w:widowControl w:val="0"/>
+        <w:pBdr>
+          <w:top w:space="0" w:sz="0" w:val="nil"/>
+          <w:left w:space="0" w:sz="0" w:val="nil"/>
+          <w:bottom w:space="0" w:sz="0" w:val="nil"/>
+          <w:right w:space="0" w:sz="0" w:val="nil"/>
+          <w:between w:space="0" w:sz="0" w:val="nil"/>
+        </w:pBdr>
+        <w:shd w:fill="auto" w:val="clear"/>
+        <w:spacing w:after="0" w:before="135.11962890625" w:line="344.52884674072266" w:lineRule="auto"/>
+        <w:ind w:left="134.4001007080078" w:right="151.519775390625" w:firstLine="0"/>
+        <w:jc w:val="left"/>
+        <w:rPr>
+          <w:rFonts w:ascii="Times New Roman" w:cs="Times New Roman" w:eastAsia="Times New Roman" w:hAnsi="Times New Roman"/>
+          <w:sz w:val="24"/>
+          <w:szCs w:val="24"/>
+        </w:rPr>
+      </w:pPr>
+      <w:r>
+        <w:rPr>
+          <w:rFonts w:ascii="Times New Roman" w:cs="Times New Roman" w:eastAsia="Times New Roman" w:hAnsi="Times New Roman"/>
+          <w:sz w:val="24"/>
+          <w:szCs w:val="24"/>
+          <w:rtl w:val="0"/>
+        </w:rPr>
+        <w:t xml:space="preserve">Kịch bản 4 - Chỉ cho HTTP/HTTPS trong giờ hành chính</w:t>
+      </w:r>
+    </w:p>
+    <w:p>
+      <w:pPr>
+        <w:keepNext w:val="0"/>
+        <w:keepLines w:val="0"/>
+        <w:pageBreakBefore w:val="0"/>
+        <w:widowControl w:val="0"/>
+        <w:pBdr>
+          <w:top w:space="0" w:sz="0" w:val="nil"/>
+          <w:left w:space="0" w:sz="0" w:val="nil"/>
+          <w:bottom w:space="0" w:sz="0" w:val="nil"/>
+          <w:right w:space="0" w:sz="0" w:val="nil"/>
+          <w:between w:space="0" w:sz="0" w:val="nil"/>
+        </w:pBdr>
+        <w:shd w:fill="auto" w:val="clear"/>
+        <w:spacing w:after="0" w:before="135.11962890625" w:line="344.52884674072266" w:lineRule="auto"/>
+        <w:ind w:left="134.4001007080078" w:right="151.519775390625" w:firstLine="0"/>
+        <w:jc w:val="left"/>
+        <w:rPr>
+          <w:rFonts w:ascii="Times New Roman" w:cs="Times New Roman" w:eastAsia="Times New Roman" w:hAnsi="Times New Roman"/>
+          <w:sz w:val="24"/>
+          <w:szCs w:val="24"/>
+        </w:rPr>
+      </w:pPr>
+      <w:r>
+        <w:rPr>
+          <w:rFonts w:ascii="Times New Roman" w:cs="Times New Roman" w:eastAsia="Times New Roman" w:hAnsi="Times New Roman"/>
+          <w:sz w:val="24"/>
+          <w:szCs w:val="24"/>
+          <w:rtl w:val="0"/>
+        </w:rPr>
+        <w:t xml:space="preserve">Kịch bản 7 - Đọc Firewall Log và State Table</w:t>
+      </w:r>
+    </w:p>
+    <w:p>
+      <w:pPr>
+        <w:keepNext w:val="0"/>
+        <w:keepLines w:val="0"/>
+        <w:pageBreakBefore w:val="0"/>
+        <w:widowControl w:val="0"/>
+        <w:pBdr>
+          <w:top w:space="0" w:sz="0" w:val="nil"/>
+          <w:left w:space="0" w:sz="0" w:val="nil"/>
+          <w:bottom w:space="0" w:sz="0" w:val="nil"/>
+          <w:right w:space="0" w:sz="0" w:val="nil"/>
+          <w:between w:space="0" w:sz="0" w:val="nil"/>
+        </w:pBdr>
+        <w:shd w:fill="auto" w:val="clear"/>
+        <w:spacing w:after="0" w:before="135.11962890625" w:line="344.52884674072266" w:lineRule="auto"/>
+        <w:ind w:left="134.4001007080078" w:right="151.519775390625" w:firstLine="0"/>
+        <w:jc w:val="left"/>
+        <w:rPr>
+          <w:rFonts w:ascii="Times New Roman" w:cs="Times New Roman" w:eastAsia="Times New Roman" w:hAnsi="Times New Roman"/>
+          <w:b w:val="0"/>
+          <w:bCs w:val="0"/>
+          <w:i w:val="0"/>
+          <w:iCs w:val="0"/>
+          <w:smallCaps w:val="0"/>
+          <w:strike w:val="0"/>
+          <w:color w:val="000000"/>
+          <w:sz w:val="24"/>
+          <w:szCs w:val="24"/>
+          <w:u w:val="none"/>
+          <w:shd w:fill="auto" w:val="clear"/>
+          <w:vertAlign w:val="baseline"/>
+        </w:rPr>
+      </w:pPr>
+      <w:r>
+        <w:rPr>
+          <w:rFonts w:ascii="Times New Roman" w:cs="Times New Roman" w:eastAsia="Times New Roman" w:hAnsi="Times New Roman"/>
+          <w:b w:val="0"/>
+          <w:bCs w:val="0"/>
+          <w:i w:val="0"/>
+          <w:iCs w:val="0"/>
+          <w:smallCaps w:val="0"/>
+          <w:strike w:val="0"/>
+          <w:color w:val="000000"/>
+          <w:sz w:val="24"/>
+          <w:szCs w:val="24"/>
+          <w:u w:val="none"/>
+          <w:shd w:fill="auto" w:val="clear"/>
+          <w:vertAlign w:val="baseline"/>
+          <w:rtl w:val="0"/>
+        </w:rPr>
+        <w:t xml:space="preserve"> Firewall Log;</w:t>
+      </w:r>
+    </w:p>
+    <w:p>
+      <w:pPr>
+        <w:keepNext w:val="0"/>
+        <w:keepLines w:val="0"/>
+        <w:pageBreakBefore w:val="0"/>
+        <w:widowControl w:val="0"/>
+        <w:pBdr>
+          <w:top w:space="0" w:sz="0" w:val="nil"/>
+          <w:left w:space="0" w:sz="0" w:val="nil"/>
+          <w:bottom w:space="0" w:sz="0" w:val="nil"/>
+          <w:right w:space="0" w:sz="0" w:val="nil"/>
+          <w:between w:space="0" w:sz="0" w:val="nil"/>
+        </w:pBdr>
+        <w:shd w:fill="auto" w:val="clear"/>
+        <w:spacing w:after="0" w:before="135.11962890625" w:line="344.52884674072266" w:lineRule="auto"/>
+        <w:ind w:left="134.4001007080078" w:right="151.519775390625" w:firstLine="0"/>
+        <w:jc w:val="left"/>
+        <w:rPr>
+          <w:rFonts w:ascii="Times New Roman" w:cs="Times New Roman" w:eastAsia="Times New Roman" w:hAnsi="Times New Roman"/>
+          <w:sz w:val="24"/>
+          <w:szCs w:val="24"/>
+        </w:rPr>
+      </w:pPr>
+      <w:r>
+        <w:rPr>
+          <w:rtl w:val="0"/>
+        </w:rPr>
+      </w:r>
+    </w:p>
+    <w:p>
+      <w:pPr>
+        <w:keepNext w:val="0"/>
+        <w:keepLines w:val="0"/>
+        <w:pageBreakBefore w:val="0"/>
+        <w:widowControl w:val="0"/>
+        <w:pBdr>
+          <w:top w:space="0" w:sz="0" w:val="nil"/>
+          <w:left w:space="0" w:sz="0" w:val="nil"/>
+          <w:bottom w:space="0" w:sz="0" w:val="nil"/>
+          <w:right w:space="0" w:sz="0" w:val="nil"/>
+          <w:between w:space="0" w:sz="0" w:val="nil"/>
+        </w:pBdr>
+        <w:shd w:fill="auto" w:val="clear"/>
+        <w:spacing w:after="0" w:before="135.11962890625" w:line="344.52884674072266" w:lineRule="auto"/>
+        <w:ind w:left="134.4001007080078" w:right="151.519775390625" w:firstLine="0"/>
+        <w:jc w:val="left"/>
+        <w:rPr>
+          <w:rFonts w:ascii="Times New Roman" w:cs="Times New Roman" w:eastAsia="Times New Roman" w:hAnsi="Times New Roman"/>
+          <w:b w:val="0"/>
+          <w:bCs w:val="0"/>
+          <w:i w:val="0"/>
+          <w:iCs w:val="0"/>
+          <w:smallCaps w:val="0"/>
+          <w:strike w:val="0"/>
+          <w:color w:val="000000"/>
+          <w:sz w:val="24"/>
+          <w:szCs w:val="24"/>
+          <w:u w:val="none"/>
+          <w:shd w:fill="auto" w:val="clear"/>
+          <w:vertAlign w:val="baseline"/>
+        </w:rPr>
+      </w:pPr>
+      <w:r>
+        <w:rPr>
+          <w:rFonts w:ascii="Times New Roman" w:cs="Times New Roman" w:eastAsia="Times New Roman" w:hAnsi="Times New Roman"/>
+          <w:b w:val="0"/>
+          <w:bCs w:val="0"/>
+          <w:i w:val="0"/>
+          <w:iCs w:val="0"/>
+          <w:smallCaps w:val="0"/>
+          <w:strike w:val="0"/>
+          <w:color w:val="000000"/>
+          <w:sz w:val="24"/>
+          <w:szCs w:val="24"/>
+          <w:u w:val="none"/>
+          <w:shd w:fill="auto" w:val="clear"/>
+          <w:vertAlign w:val="baseline"/>
+          <w:rtl w:val="0"/>
+        </w:rPr>
         <w:t xml:space="preserve"> State  Table. </w:t>
+      </w:r>
+    </w:p>
+    <w:p>
+      <w:pPr>
+        <w:keepNext w:val="0"/>
+        <w:keepLines w:val="0"/>
+        <w:pageBreakBefore w:val="0"/>
+        <w:widowControl w:val="0"/>
+        <w:pBdr>
+          <w:top w:space="0" w:sz="0" w:val="nil"/>
+          <w:left w:space="0" w:sz="0" w:val="nil"/>
+          <w:bottom w:space="0" w:sz="0" w:val="nil"/>
+          <w:right w:space="0" w:sz="0" w:val="nil"/>
+          <w:between w:space="0" w:sz="0" w:val="nil"/>
+        </w:pBdr>
+        <w:shd w:fill="auto" w:val="clear"/>
+        <w:spacing w:after="0" w:before="135.11962890625" w:line="344.52884674072266" w:lineRule="auto"/>
+        <w:ind w:left="134.4001007080078" w:right="151.519775390625" w:firstLine="0"/>
+        <w:jc w:val="left"/>
+        <w:rPr>
+          <w:rFonts w:ascii="Times New Roman" w:cs="Times New Roman" w:eastAsia="Times New Roman" w:hAnsi="Times New Roman"/>
+          <w:sz w:val="24"/>
+          <w:szCs w:val="24"/>
+        </w:rPr>
+      </w:pPr>
+      <w:r>
+        <w:rPr>
+          <w:rtl w:val="0"/>
+        </w:rPr>
       </w:r>
     </w:p>
     <w:p>
